--- a/30-Ket-Qua/2026-09-29/Ho-So-Tham-Dinh-Vong-5/4-Van-ban/BC_Qua-trinh-xay-dung-bo-cong-cu-KTC-Quan-tri_20260928_v6_ban-sach.docx
+++ b/30-Ket-Qua/2026-09-29/Ho-So-Tham-Dinh-Vong-5/4-Van-ban/BC_Qua-trinh-xay-dung-bo-cong-cu-KTC-Quan-tri_20260928_v6_ban-sach.docx
@@ -139,7 +139,7 @@
                     </wp:anchor>
                   </w:drawing>
                 </mc:Choice>
-                <mc:Fallback xmlns:w16cei="http://schemas.microsoft.com/office/word/2026/wordml/cei" xmlns:w16sdtfl="http://schemas.microsoft.com/office/word/2024/wordml/sdtformatlock">
+                <mc:Fallback xmlns:w16sdtfl="http://schemas.microsoft.com/office/word/2024/wordml/sdtformatlock" xmlns:w16cei="http://schemas.microsoft.com/office/word/2026/wordml/cei">
                   <w:pict>
                     <v:line w14:anchorId="0089225F" id="Line 32" o:spid="_x0000_s1026" style="position:absolute;z-index:251658752;visibility:visible;mso-wrap-style:square;mso-width-percent:0;mso-height-percent:0;mso-wrap-distance-left:9pt;mso-wrap-distance-top:-3e-5mm;mso-wrap-distance-right:9pt;mso-wrap-distance-bottom:-3e-5mm;mso-position-horizontal:absolute;mso-position-horizontal-relative:text;mso-position-vertical:absolute;mso-position-vertical-relative:text;mso-width-percent:0;mso-height-percent:0;mso-width-relative:page;mso-height-relative:page" from="59.85pt,15.4pt" to="128.1pt,15.4pt" o:gfxdata="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"/>
                   </w:pict>
@@ -261,7 +261,7 @@
                     </wp:anchor>
                   </w:drawing>
                 </mc:Choice>
-                <mc:Fallback xmlns:w16cei="http://schemas.microsoft.com/office/word/2026/wordml/cei" xmlns:w16sdtfl="http://schemas.microsoft.com/office/word/2024/wordml/sdtformatlock">
+                <mc:Fallback xmlns:w16sdtfl="http://schemas.microsoft.com/office/word/2024/wordml/sdtformatlock" xmlns:w16cei="http://schemas.microsoft.com/office/word/2026/wordml/cei">
                   <w:pict>
                     <v:line w14:anchorId="2153B588" id="Line 31" o:spid="_x0000_s1026" style="position:absolute;z-index:251657728;visibility:visible;mso-wrap-style:square;mso-width-percent:0;mso-height-percent:0;mso-wrap-distance-left:9pt;mso-wrap-distance-top:-3e-5mm;mso-wrap-distance-right:9pt;mso-wrap-distance-bottom:-3e-5mm;mso-position-horizontal:absolute;mso-position-horizontal-relative:text;mso-position-vertical:absolute;mso-position-vertical-relative:text;mso-width-percent:0;mso-height-percent:0;mso-width-relative:page;mso-height-relative:page" from="50.9pt,18.45pt" to="222.9pt,18.45pt" o:gfxdata="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"/>
                   </w:pict>
@@ -466,7 +466,7 @@
               </wp:anchor>
             </w:drawing>
           </mc:Choice>
-          <mc:Fallback xmlns:w16cei="http://schemas.microsoft.com/office/word/2026/wordml/cei" xmlns:w16sdtfl="http://schemas.microsoft.com/office/word/2024/wordml/sdtformatlock">
+          <mc:Fallback xmlns:w16sdtfl="http://schemas.microsoft.com/office/word/2024/wordml/sdtformatlock" xmlns:w16cei="http://schemas.microsoft.com/office/word/2026/wordml/cei">
             <w:pict>
               <v:line w14:anchorId="563B0B89" id="Line 15" o:spid="_x0000_s1026" style="position:absolute;z-index:251656704;visibility:visible;mso-wrap-style:square;mso-width-percent:0;mso-height-percent:0;mso-wrap-distance-left:9pt;mso-wrap-distance-top:0;mso-wrap-distance-right:9pt;mso-wrap-distance-bottom:0;mso-position-horizontal:center;mso-position-horizontal-relative:margin;mso-position-vertical:absolute;mso-position-vertical-relative:text;mso-width-percent:0;mso-height-percent:0;mso-width-relative:page;mso-height-relative:page" from="0,3.45pt" to="68.25pt,3.45pt" o:gfxdata="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">
                 <w10:wrap anchorx="margin"/>
@@ -673,8 +673,8 @@
       </w:tblPr>
       <w:tblGrid>
         <w:gridCol w:w="698"/>
-        <w:gridCol w:w="3491"/>
-        <w:gridCol w:w="3526"/>
+        <w:gridCol w:w="3496"/>
+        <w:gridCol w:w="3521"/>
         <w:gridCol w:w="1352"/>
       </w:tblGrid>
       <w:tr>
@@ -1742,15 +1742,7 @@
                 <w:sz w:val="28"/>
                 <w:szCs w:val="28"/>
               </w:rPr>
-              <w:t xml:space="preserve">Bản 1.3.1</w:t>
-            </w:r>
-            <w:r>
-              <w:rPr>
-                <w:rFonts w:asciiTheme="majorHAnsi" w:hAnsiTheme="majorHAnsi" w:cstheme="majorHAnsi"/>
-                <w:sz w:val="28"/>
-                <w:szCs w:val="28"/>
-              </w:rPr>
-              <w:t xml:space="preserve">, mã SHA-256 e7af7718...4821, mã nguồn commit 0d9188d; hồ sơ bằng chứng kiểm thử, đo token</w:t>
+              <w:t>Bản 1.3.1, mã SHA-256 e7af7718...4821, mã nguồn commit 0d9188d; hồ sơ bằng chứng kiểm thử, đo token</w:t>
             </w:r>
           </w:p>
         </w:tc>
@@ -1805,7 +1797,7 @@
                 <w:sz w:val="28"/>
                 <w:szCs w:val="28"/>
               </w:rPr>
-              <w:t xml:space="preserve">10</w:t>
+              <w:t>10</w:t>
             </w:r>
           </w:p>
         </w:tc>
@@ -1830,7 +1822,7 @@
                 <w:sz w:val="28"/>
                 <w:szCs w:val="28"/>
               </w:rPr>
-              <w:t xml:space="preserve">Tiếp thu thẩm định độc lập lần 4: thao tác chặn ghi chặn cả lệnh không xác định được nơi ghi (thay cho hỏi xác nhận), chặn tạo liên kết trỏ vào kho; đọc tệp văn bản nhiều bảng mã; thống kê vận hành thực tế</w:t>
+              <w:t>Tiếp thu thẩm định độc lập lần 4: thao tác chặn ghi chặn cả lệnh không xác định được nơi ghi (thay cho hỏi xác nhận), chặn tạo liên kết trỏ vào kho; đọc tệp văn bản nhiều bảng mã; thống kê vận hành thực tế</w:t>
             </w:r>
           </w:p>
         </w:tc>
@@ -1855,15 +1847,7 @@
                 <w:sz w:val="28"/>
                 <w:szCs w:val="28"/>
               </w:rPr>
-              <w:t xml:space="preserve">Bản 1.3.2, mã SHA-256</w:t>
-            </w:r>
-            <w:r>
-              <w:rPr>
-                <w:rFonts w:asciiTheme="majorHAnsi" w:hAnsiTheme="majorHAnsi" w:cstheme="majorHAnsi"/>
-                <w:sz w:val="28"/>
-                <w:szCs w:val="28"/>
-              </w:rPr>
-              <w:t xml:space="preserve"> 83cd2815...7959, mã nguồn commit 93df213</w:t>
+              <w:t>Bản 1.3.2, mã SHA-256 83cd2815...7959, mã nguồn commit 93df213</w:t>
             </w:r>
           </w:p>
         </w:tc>
@@ -1888,7 +1872,7 @@
                 <w:sz w:val="28"/>
                 <w:szCs w:val="28"/>
               </w:rPr>
-              <w:t xml:space="preserve">27/9/2026</w:t>
+              <w:t>27/9/2026</w:t>
             </w:r>
           </w:p>
         </w:tc>
@@ -1918,7 +1902,7 @@
                 <w:sz w:val="28"/>
                 <w:szCs w:val="28"/>
               </w:rPr>
-              <w:t xml:space="preserve">11</w:t>
+              <w:t>11</w:t>
             </w:r>
           </w:p>
         </w:tc>
@@ -1943,7 +1927,7 @@
                 <w:sz w:val="28"/>
                 <w:szCs w:val="28"/>
               </w:rPr>
-              <w:t xml:space="preserve">Cập nhật theo Quyết định số 2119/QĐ-CĐKT ban hành Danh mục sản phẩm, công việc (thay thế danh mục dự thảo kèm Thông báo số 1052/TB-CĐKT): hệ số quy đổi tra theo từng sản phẩm của Danh mục chính thức; chuẩn phân loại 6 Trục ghi căn cứ Quyết định số 1923/QĐ-CĐKT (Phụ lục I, II) cho cột Điểm chấm, Hệ số quy đổi; sửa thao tác chặn ghi chặn nhầm lệnh chỉ đọc kho; kết nối thư mục đầu vào, đầu ra cho tài khoản thành viên trên Cowork; báo cáo tháng cấp Trường dựng từ bản đã ban hành, đóng vào plugin mọi công cụ dựng báo cáo (khắc phục chạy thử ngày 28/9/2026); plugin tự đủ, không đề nghị thêm thư mục dự án khi dùng trên Cowork; văn bản dựng bằng cách ráp nội dung vào mẫu 03-Templates(1) hoặc sửa văn bản tương tự, đo thể thức ánh xạ bộ quy tắc KTC-Ra-Soat-897</w:t>
+              <w:t>Cập nhật theo Quyết định số 2119/QĐ-CĐKT ban hành Danh mục sản phẩm, công việc (thay thế danh mục dự thảo kèm Thông báo số 1052/TB-CĐKT): hệ số quy đổi tra theo từng sản phẩm của Danh mục chính thức; chuẩn phân loại 6 Trục ghi căn cứ Quyết định số 1923/QĐ-CĐKT (Phụ lục I, II) cho cột Điểm chấm, Hệ số quy đổi; sửa thao tác chặn ghi chặn nhầm lệnh chỉ đọc kho; kết nối thư mục đầu vào, đầu ra cho tài khoản thành viên trên Cowork; báo cáo tháng cấp Trường dựng từ bản đã ban hành, đóng vào plugin mọi công cụ dựng báo cáo (khắc phục chạy thử ngày 28/9/2026); plugin tự đủ, không đề nghị thêm thư mục dự án khi dùng trên Cowork; văn bản dựng bằng cách ráp nội dung vào mẫu 03-Templates(1) hoặc sửa văn bản tương tự, đo thể thức ánh xạ bộ quy tắc KTC-Ra-Soat-897</w:t>
             </w:r>
           </w:p>
         </w:tc>
@@ -1968,7 +1952,7 @@
                 <w:sz w:val="28"/>
                 <w:szCs w:val="28"/>
               </w:rPr>
-              <w:t xml:space="preserve">Bản 1.3.3 - 1.3.12 (hiện hành), mã SHA-256 ac180420...69df, mã nguồn commit 5d98f2b; hồ sơ bằng chứng kiểm thử</w:t>
+              <w:t>Bản 1.3.3 - 1.3.12 (hiện hành), mã SHA-256 ac180420...69df, mã nguồn commit 5d98f2b; hồ sơ bằng chứng kiểm thử</w:t>
             </w:r>
           </w:p>
         </w:tc>
@@ -1993,7 +1977,7 @@
                 <w:sz w:val="28"/>
                 <w:szCs w:val="28"/>
               </w:rPr>
-              <w:t xml:space="preserve">28 - 29/9/2026</w:t>
+              <w:t>28 - 29/9/2026</w:t>
             </w:r>
           </w:p>
         </w:tc>
@@ -2016,31 +2000,7 @@
           <w:sz w:val="28"/>
           <w:szCs w:val="28"/>
         </w:rPr>
-        <w:t xml:space="preserve">Toàn bộ quá trình được lưu vết: </w:t>
-      </w:r>
-      <w:r>
-        <w:rPr>
-          <w:rFonts w:asciiTheme="majorHAnsi" w:hAnsiTheme="majorHAnsi" w:cstheme="majorHAnsi"/>
-          <w:sz w:val="28"/>
-          <w:szCs w:val="28"/>
-        </w:rPr>
-        <w:t xml:space="preserve">116 lần cập nhật trên kho mã nguồn (từ 18/9/2026), nhật ký thay đổi 38 phiên bản, 30</w:t>
-      </w:r>
-      <w:r>
-        <w:rPr>
-          <w:rFonts w:asciiTheme="majorHAnsi" w:hAnsiTheme="majorHAnsi" w:cstheme="majorHAnsi"/>
-          <w:sz w:val="28"/>
-          <w:szCs w:val="28"/>
-        </w:rPr>
-        <w:t xml:space="preserve"> biên bản</w:t>
-      </w:r>
-      <w:r>
-        <w:rPr>
-          <w:rFonts w:asciiTheme="majorHAnsi" w:hAnsiTheme="majorHAnsi" w:cstheme="majorHAnsi"/>
-          <w:sz w:val="28"/>
-          <w:szCs w:val="28"/>
-        </w:rPr>
-        <w:t xml:space="preserve"> quyết định kỹ thuật, 10 bản ghi kinh nghiệm quá trình (Process Memory).</w:t>
+        <w:t>Toàn bộ quá trình được lưu vết: 116 lần cập nhật trên kho mã nguồn (từ 18/9/2026), nhật ký thay đổi 38 phiên bản, 30 biên bản quyết định kỹ thuật, 10 bản ghi kinh nghiệm quá trình (Process Memory).</w:t>
       </w:r>
     </w:p>
     <w:p>
@@ -2284,15 +2244,7 @@
                 <w:sz w:val="28"/>
                 <w:szCs w:val="28"/>
               </w:rPr>
-              <w:t xml:space="preserve">Kiểm kê kho KTC-Database (8 kho), mẫu Phụ lục TB 736, TB 817, </w:t>
-            </w:r>
-            <w:r>
-              <w:rPr>
-                <w:rFonts w:asciiTheme="majorHAnsi" w:hAnsiTheme="majorHAnsi" w:cstheme="majorHAnsi"/>
-                <w:sz w:val="28"/>
-                <w:szCs w:val="28"/>
-              </w:rPr>
-              <w:t xml:space="preserve">Quyết định số 1923/QĐ-CĐKT, TB 1052, Quyết định số 2119/QĐ-CĐKT, 6 mẫu Kế hoạch + KPI</w:t>
+              <w:t>Kiểm kê kho KTC-Database (8 kho), mẫu Phụ lục TB 736, TB 817, Quyết định số 1923/QĐ-CĐKT, TB 1052, Quyết định số 2119/QĐ-CĐKT, 6 mẫu Kế hoạch + KPI</w:t>
             </w:r>
           </w:p>
         </w:tc>
@@ -2607,15 +2559,7 @@
                 <w:sz w:val="28"/>
                 <w:szCs w:val="28"/>
               </w:rPr>
-              <w:t xml:space="preserve">Dừng, không tự đặt quy tắc đối với: hai thang điểm quy đổi khối lượng công việc chưa có văn bản phân định (nay đã có: Quyết định số 2119/QĐ-CĐKT, Bộ công cụ áp dụng từ bản 1.3.3; cột Điểm chấm, Hệ số quy đổi của kế hoạch, báo cáo giữ 4 mức theo Quyết định số 1923/QĐ-CĐKT Phụ lục I, II; quy ước nhân hệ số sản phẩm với hệ số mức độ công việc chưa có văn bản, vẫn cảnh báo); </w:t>
-            </w:r>
-            <w:r>
-              <w:rPr>
-                <w:rFonts w:asciiTheme="majorHAnsi" w:hAnsiTheme="majorHAnsi" w:cstheme="majorHAnsi"/>
-                <w:sz w:val="28"/>
-                <w:szCs w:val="28"/>
-              </w:rPr>
-              <w:t xml:space="preserve">các câu hỏi mở về đánh giá KPI gửi Phòng TCCB&amp;CTHSSV</w:t>
+              <w:t>Dừng, không tự đặt quy tắc đối với: hai thang điểm quy đổi khối lượng công việc chưa có văn bản phân định (nay đã có: Quyết định số 2119/QĐ-CĐKT, Bộ công cụ áp dụng từ bản 1.3.3; cột Điểm chấm, Hệ số quy đổi của kế hoạch, báo cáo giữ 4 mức theo Quyết định số 1923/QĐ-CĐKT Phụ lục I, II; quy ước nhân hệ số sản phẩm với hệ số mức độ công việc chưa có văn bản, vẫn cảnh báo); các câu hỏi mở về đánh giá KPI gửi Phòng TCCB&amp;CTHSSV</w:t>
             </w:r>
           </w:p>
         </w:tc>
@@ -3088,7 +3032,7 @@
           <w:sz w:val="28"/>
           <w:szCs w:val="28"/>
         </w:rPr>
-        <w:t xml:space="preserve">4. Kết quả kiểm thử (chạy lại ngày 29/9/2026, bản 1.3.12)</w:t>
+        <w:t>4. Kết quả kiểm thử (chạy lại ngày 29/9/2026, bản 1.3.12)</w:t>
       </w:r>
     </w:p>
     <w:tbl>
@@ -3107,10 +3051,10 @@
         <w:tblLook w:val="04A0" w:firstRow="1" w:lastRow="0" w:firstColumn="1" w:lastColumn="0" w:noHBand="0" w:noVBand="1"/>
       </w:tblPr>
       <w:tblGrid>
-        <w:gridCol w:w="704"/>
-        <w:gridCol w:w="3600"/>
-        <w:gridCol w:w="3600"/>
-        <w:gridCol w:w="1163"/>
+        <w:gridCol w:w="699"/>
+        <w:gridCol w:w="3502"/>
+        <w:gridCol w:w="3514"/>
+        <w:gridCol w:w="1352"/>
       </w:tblGrid>
       <w:tr>
         <w:trPr>
@@ -3387,39 +3331,7 @@
                 <w:sz w:val="28"/>
                 <w:szCs w:val="28"/>
               </w:rPr>
-              <w:t xml:space="preserve">24 bộ ca thử hồi quy (plugin tự đủ, thể thức ánh xạ bộ quy tắc KTC-Ra-Soat-897, dựng báo cáo tháng từ bản đã ban hành, kết nối thư mục đơn vị, </w:t>
-            </w:r>
-            <w:r>
-              <w:rPr>
-                <w:rFonts w:asciiTheme="majorHAnsi" w:hAnsiTheme="majorHAnsi" w:cstheme="majorHAnsi"/>
-                <w:sz w:val="28"/>
-                <w:szCs w:val="28"/>
-              </w:rPr>
-              <w:t xml:space="preserve">tính KPI, xếp loại, biểu mẫu, </w:t>
-            </w:r>
-            <w:r>
-              <w:rPr>
-                <w:rFonts w:asciiTheme="majorHAnsi" w:hAnsiTheme="majorHAnsi" w:cstheme="majorHAnsi"/>
-                <w:sz w:val="28"/>
-                <w:szCs w:val="28"/>
-              </w:rPr>
-              <w:t xml:space="preserve">viện dẫn, minh chứng</w:t>
-            </w:r>
-            <w:r>
-              <w:rPr>
-                <w:rFonts w:asciiTheme="majorHAnsi" w:hAnsiTheme="majorHAnsi" w:cstheme="majorHAnsi"/>
-                <w:sz w:val="28"/>
-                <w:szCs w:val="28"/>
-              </w:rPr>
-              <w:t xml:space="preserve">, Track Changes, nhật ký, </w:t>
-            </w:r>
-            <w:r>
-              <w:rPr>
-                <w:rFonts w:asciiTheme="majorHAnsi" w:hAnsiTheme="majorHAnsi" w:cstheme="majorHAnsi"/>
-                <w:sz w:val="28"/>
-                <w:szCs w:val="28"/>
-              </w:rPr>
-              <w:t xml:space="preserve">thao tác chặn ghi và bản dựng 1.3.0, 1.3.1, hệ số theo Danh mục Quyết định số 2119/QĐ-CĐKT)</w:t>
+              <w:t>24 bộ ca thử hồi quy (plugin tự đủ, thể thức ánh xạ bộ quy tắc KTC-Ra-Soat-897, dựng báo cáo tháng từ bản đã ban hành, kết nối thư mục đơn vị, tính KPI, xếp loại, biểu mẫu, viện dẫn, minh chứng, Track Changes, nhật ký, thao tác chặn ghi và bản dựng 1.3.0, 1.3.1, hệ số theo Danh mục Quyết định số 2119/QĐ-CĐKT)</w:t>
             </w:r>
           </w:p>
         </w:tc>
@@ -3469,7 +3381,7 @@
                 <w:sz w:val="28"/>
                 <w:szCs w:val="28"/>
               </w:rPr>
-              <w:t xml:space="preserve">24/24 đạt</w:t>
+              <w:t>24/24 đạt</w:t>
             </w:r>
           </w:p>
         </w:tc>
@@ -3969,7 +3881,7 @@
                 <w:sz w:val="28"/>
                 <w:szCs w:val="28"/>
               </w:rPr>
-              <w:t xml:space="preserve">Bản 1.3.2; ngày 27/9/2026 (bản 1.3.1: 15/15 ca, 30/30 lượt)</w:t>
+              <w:t>Bản 1.3.2; ngày 27/9/2026 (bản 1.3.1: 15/15 ca, 30/30 lượt)</w:t>
             </w:r>
           </w:p>
         </w:tc>
@@ -3994,7 +3906,7 @@
                 <w:sz w:val="28"/>
                 <w:szCs w:val="28"/>
               </w:rPr>
-              <w:t xml:space="preserve">11/15 ca đạt cả 2 lượt, 26/30 lượt đạt (1 lượt quá thời gian chờ)</w:t>
+              <w:t>11/15 ca đạt cả 2 lượt, 26/30 lượt đạt (1 lượt quá thời gian chờ)</w:t>
             </w:r>
           </w:p>
         </w:tc>
@@ -4049,7 +3961,7 @@
                 <w:sz w:val="28"/>
                 <w:szCs w:val="28"/>
               </w:rPr>
-              <w:t xml:space="preserve">Thao tác chặn ghi: chạy lại 2.289 câu lệnh thật trong nhật ký vận hành</w:t>
+              <w:t>Thao tác chặn ghi: chạy lại 2.289 câu lệnh thật trong nhật ký vận hành</w:t>
             </w:r>
           </w:p>
         </w:tc>
@@ -4074,7 +3986,7 @@
                 <w:sz w:val="28"/>
                 <w:szCs w:val="28"/>
               </w:rPr>
-              <w:t xml:space="preserve">Bản 1.3.12 so với 1.3.2; gồm các lệnh vượt chặn do thẩm định lần 3, lần 4 phát hiện, các lệnh bị chặn nhầm ngày 28/9/2026 (ca thử riêng)</w:t>
+              <w:t>Bản 1.3.12 so với 1.3.2; gồm các lệnh vượt chặn do thẩm định lần 3, lần 4 phát hiện, các lệnh bị chặn nhầm ngày 28/9/2026 (ca thử riêng)</w:t>
             </w:r>
           </w:p>
         </w:tc>
@@ -4099,7 +4011,7 @@
                 <w:sz w:val="28"/>
                 <w:szCs w:val="28"/>
               </w:rPr>
-              <w:t xml:space="preserve">Bỏ 25 lần chặn nhầm (lệnh chỉ đọc kho); 0 lần chặn mới</w:t>
+              <w:t>Bỏ 25 lần chặn nhầm (lệnh chỉ đọc kho); 0 lần chặn mới</w:t>
             </w:r>
           </w:p>
         </w:tc>
@@ -4234,7 +4146,7 @@
                 <w:sz w:val="28"/>
                 <w:szCs w:val="28"/>
               </w:rPr>
-              <w:t xml:space="preserve">10</w:t>
+              <w:t>10</w:t>
             </w:r>
           </w:p>
         </w:tc>
@@ -4259,15 +4171,7 @@
                 <w:sz w:val="28"/>
                 <w:szCs w:val="28"/>
               </w:rPr>
-              <w:t xml:space="preserve">Vận hành thực tế: người phụ trách dùng Bộ công cụ trong công việc của Phòng TH-HC&amp;QT </w:t>
-            </w:r>
-            <w:r>
-              <w:rPr>
-                <w:rFonts w:asciiTheme="majorHAnsi" w:hAnsiTheme="majorHAnsi" w:cstheme="majorHAnsi"/>
-                <w:sz w:val="28"/>
-                <w:szCs w:val="28"/>
-              </w:rPr>
-              <w:t xml:space="preserve">trên Claude Code (18 - 28/9/2026)</w:t>
+              <w:t>Vận hành thực tế: người phụ trách dùng Bộ công cụ trong công việc của Phòng TH-HC&amp;QT trên Claude Code (18 - 28/9/2026)</w:t>
             </w:r>
           </w:p>
         </w:tc>
@@ -4292,7 +4196,7 @@
                 <w:sz w:val="28"/>
                 <w:szCs w:val="28"/>
               </w:rPr>
-              <w:t xml:space="preserve">THONG-KE-VAN-HANH-THUC-TE; không phải thí điểm tại đơn vị</w:t>
+              <w:t>THONG-KE-VAN-HANH-THUC-TE; không phải thí điểm tại đơn vị</w:t>
             </w:r>
           </w:p>
         </w:tc>
@@ -4317,15 +4221,7 @@
                 <w:sz w:val="28"/>
                 <w:szCs w:val="28"/>
               </w:rPr>
-              <w:t xml:space="preserve">11 ngày, 38 phiên, 2.274 thao tác</w:t>
-            </w:r>
-            <w:r>
-              <w:rPr>
-                <w:rFonts w:asciiTheme="majorHAnsi" w:hAnsiTheme="majorHAnsi" w:cstheme="majorHAnsi"/>
-                <w:sz w:val="28"/>
-                <w:szCs w:val="28"/>
-              </w:rPr>
-              <w:t xml:space="preserve">; khoảng 36 văn bản, 26 bảng tính nghiệp vụ</w:t>
+              <w:t>11 ngày, 38 phiên, 2.274 thao tác; khoảng 36 văn bản, 26 bảng tính nghiệp vụ</w:t>
             </w:r>
           </w:p>
         </w:tc>
@@ -4355,7 +4251,7 @@
                 <w:sz w:val="28"/>
                 <w:szCs w:val="28"/>
               </w:rPr>
-              <w:t xml:space="preserve">11</w:t>
+              <w:t>11</w:t>
             </w:r>
           </w:p>
         </w:tc>
@@ -4380,7 +4276,7 @@
                 <w:sz w:val="28"/>
                 <w:szCs w:val="28"/>
               </w:rPr>
-              <w:t xml:space="preserve">Nghiệm thu lại các ca về hệ số quy đổi, KPI (thang điểm dự thảo, thiếu dữ liệu, tự phê duyệt), kích hoạt kỹ năng, ghi kho chuẩn trên bản 1.3.3 - 1.3.5 (claude plugin eval, 2 lượt mỗi ca); tiêu chí chấm cập nhật theo Quyết định số 2119/QĐ-CĐKT</w:t>
+              <w:t>Nghiệm thu lại các ca về hệ số quy đổi, KPI (thang điểm dự thảo, thiếu dữ liệu, tự phê duyệt), kích hoạt kỹ năng, ghi kho chuẩn trên bản 1.3.3 - 1.3.5 (claude plugin eval, 2 lượt mỗi ca); tiêu chí chấm cập nhật theo Quyết định số 2119/QĐ-CĐKT</w:t>
             </w:r>
           </w:p>
         </w:tc>
@@ -4405,7 +4301,7 @@
                 <w:sz w:val="28"/>
                 <w:szCs w:val="28"/>
               </w:rPr>
-              <w:t xml:space="preserve">Bản 1.3.3 (ca 05, 07, 08, 09), 1.3.4 (ca 05, 07), 1.3.5 (ca 01, 04, 05, 06); ngày 28/9/2026</w:t>
+              <w:t>Bản 1.3.3 (ca 05, 07, 08, 09), 1.3.4 (ca 05, 07), 1.3.5 (ca 01, 04, 05, 06); ngày 28/9/2026</w:t>
             </w:r>
           </w:p>
         </w:tc>
@@ -4430,7 +4326,7 @@
                 <w:sz w:val="28"/>
                 <w:szCs w:val="28"/>
               </w:rPr>
-              <w:t xml:space="preserve">4/4 ca, 8/8 lượt đạt (bản 1.3.3); 4/4 lượt đạt (bản 1.3.4); 6/8 lượt đạt (bản 1.3.5; 2 lượt ca 01 bị chấm trượt do tiêu chí lấy mã đơn vị đoán làm đáp án, đã sửa tiêu chí, chạy lại ca 01: 2/2 lượt đạt)</w:t>
+              <w:t>4/4 ca, 8/8 lượt đạt (bản 1.3.3); 4/4 lượt đạt (bản 1.3.4); 6/8 lượt đạt (bản 1.3.5; 2 lượt ca 01 bị chấm trượt do tiêu chí lấy mã đơn vị đoán làm đáp án, đã sửa tiêu chí, chạy lại ca 01: 2/2 lượt đạt)</w:t>
             </w:r>
           </w:p>
         </w:tc>
@@ -4460,7 +4356,7 @@
                 <w:sz w:val="28"/>
                 <w:szCs w:val="28"/>
               </w:rPr>
-              <w:t xml:space="preserve">12</w:t>
+              <w:t>12</w:t>
             </w:r>
           </w:p>
         </w:tc>
@@ -4485,7 +4381,7 @@
                 <w:sz w:val="28"/>
                 <w:szCs w:val="28"/>
               </w:rPr>
-              <w:t xml:space="preserve">Dựng báo cáo tháng 9 (Word, phụ lục KPI, kế hoạch tháng 10, ghi chú đối soát) bằng plugin 1.3.6, chạy độc lập như tài khoản thành viên (thư mục ngoài dự án, câu lệnh mẫu mới)</w:t>
+              <w:t>Dựng báo cáo tháng 9 (Word, phụ lục KPI, kế hoạch tháng 10, ghi chú đối soát) bằng plugin 1.3.6, chạy độc lập như tài khoản thành viên (thư mục ngoài dự án, câu lệnh mẫu mới)</w:t>
             </w:r>
           </w:p>
         </w:tc>
@@ -4510,7 +4406,7 @@
                 <w:sz w:val="28"/>
                 <w:szCs w:val="28"/>
               </w:rPr>
-              <w:t xml:space="preserve">Bản 1.3.6; ngày 28/9/2026; đối chiếu bản dựng ngày 21/9/2026</w:t>
+              <w:t>Bản 1.3.6; ngày 28/9/2026; đối chiếu bản dựng ngày 21/9/2026</w:t>
             </w:r>
           </w:p>
         </w:tc>
@@ -4535,7 +4431,7 @@
                 <w:sz w:val="28"/>
                 <w:szCs w:val="28"/>
               </w:rPr>
-              <w:t xml:space="preserve">chạy độc lập như tài khoản thành viên: báo cáo Word 8.720 chữ (bản ngày 21/9: 5.916 chữ), phụ lục 261 công thức KPI, có kế hoạch tháng 10, 14 chỗ ghi cần bổ sung đều là chi tiết không có nguồn, 0 lỗi thể thức Mức 1 - 2; lỗi phát hiện thêm (số hiệu văn bản gốc sai dạng, tiêu đề phụ lục còn tháng 8) đã sửa ở bản 1.3.7</w:t>
+              <w:t>chạy độc lập như tài khoản thành viên: báo cáo Word 8.720 chữ (bản ngày 21/9: 5.916 chữ), phụ lục 261 công thức KPI, có kế hoạch tháng 10, 14 chỗ ghi cần bổ sung đều là chi tiết không có nguồn, 0 lỗi thể thức Mức 1 - 2; lỗi phát hiện thêm (số hiệu văn bản gốc sai dạng, tiêu đề phụ lục còn tháng 8) đã sửa ở bản 1.3.7</w:t>
             </w:r>
           </w:p>
         </w:tc>
@@ -4565,7 +4461,7 @@
                 <w:sz w:val="28"/>
                 <w:szCs w:val="28"/>
               </w:rPr>
-              <w:t xml:space="preserve">13</w:t>
+              <w:t>13</w:t>
             </w:r>
           </w:p>
         </w:tc>
@@ -4590,7 +4486,7 @@
                 <w:sz w:val="28"/>
                 <w:szCs w:val="28"/>
               </w:rPr>
-              <w:t xml:space="preserve">Đo thể thức văn bản: công cụ đo ánh xạ Checklist 01, 05, 08 của bộ quy tắc KTC-Ra-Soat-897 (bảng tiêu đề, đường kẻ, cỡ và kiểu chữ từng thành phần theo Thông báo số 597/TB-CĐKT ngày 19/5/2026, số trang, người ký); ca thử ngược từng lỗi</w:t>
+              <w:t>Đo thể thức văn bản: công cụ đo ánh xạ Checklist 01, 05, 08 của bộ quy tắc KTC-Ra-Soat-897 (bảng tiêu đề, đường kẻ, cỡ và kiểu chữ từng thành phần theo Thông báo số 597/TB-CĐKT ngày 19/5/2026, số trang, người ký); ca thử ngược từng lỗi</w:t>
             </w:r>
           </w:p>
         </w:tc>
@@ -4615,7 +4511,7 @@
                 <w:sz w:val="28"/>
                 <w:szCs w:val="28"/>
               </w:rPr>
-              <w:t xml:space="preserve">Bản 1.3.10 - 1.3.12; ngày 28 - 29/9/2026; 434 văn bản đã ban hành trong kho, 16 mẫu 03-Templates(1)</w:t>
+              <w:t>Bản 1.3.10 - 1.3.12; ngày 28 - 29/9/2026; 434 văn bản đã ban hành trong kho, 16 mẫu 03-Templates(1)</w:t>
             </w:r>
           </w:p>
         </w:tc>
@@ -4640,7 +4536,7 @@
                 <w:sz w:val="28"/>
                 <w:szCs w:val="28"/>
               </w:rPr>
-              <w:t xml:space="preserve">Bắt đủ 7 loại lỗi của thông báo dựng tay ngày 28/9/2026 (trước đó công cụ báo đạt); phát hiện lỗi thể thức của 5 mẫu trống (01, 02A, 03A, 06D, 07), ghi để người có thẩm quyền sửa kho; thông báo ráp lại vào mẫu 03A: 0 lỗi, đã kiểm tra hiển thị từng trang</w:t>
+              <w:t>Bắt đủ 7 loại lỗi của thông báo dựng tay ngày 28/9/2026 (trước đó công cụ báo đạt); phát hiện lỗi thể thức của 5 mẫu trống (01, 02A, 03A, 06D, 07), ghi để người có thẩm quyền sửa kho; thông báo ráp lại vào mẫu 03A: 0 lỗi, đã kiểm tra hiển thị từng trang</w:t>
             </w:r>
           </w:p>
         </w:tc>
@@ -4670,7 +4566,7 @@
                 <w:sz w:val="28"/>
                 <w:szCs w:val="28"/>
               </w:rPr>
-              <w:t xml:space="preserve">14</w:t>
+              <w:t>14</w:t>
             </w:r>
           </w:p>
         </w:tc>
@@ -4695,7 +4591,7 @@
                 <w:sz w:val="28"/>
                 <w:szCs w:val="28"/>
               </w:rPr>
-              <w:t xml:space="preserve">Nghiệm thu lại toàn bộ 15 ca trên bản hiện hành (claude plugin eval, 2 lượt mỗi ca)</w:t>
+              <w:t>Nghiệm thu lại toàn bộ 15 ca trên bản hiện hành (claude plugin eval, 2 lượt mỗi ca)</w:t>
             </w:r>
           </w:p>
         </w:tc>
@@ -4720,7 +4616,7 @@
                 <w:sz w:val="28"/>
                 <w:szCs w:val="28"/>
               </w:rPr>
-              <w:t xml:space="preserve">Bản 1.3.12; ngày 29/9/2026</w:t>
+              <w:t>Bản 1.3.12; ngày 29/9/2026</w:t>
             </w:r>
           </w:p>
         </w:tc>
@@ -4745,7 +4641,7 @@
                 <w:sz w:val="28"/>
                 <w:szCs w:val="28"/>
               </w:rPr>
-              <w:t xml:space="preserve">14/15 ca, 28/30 lượt đạt; ca 15 (2 lượt) bị bộ chấm tất định chấm trượt vì câu trả lời trích lại yêu cầu của người dùng trong lời giải thích (giám khảo LLM chấm đạt cả 2 lượt, 3/3 phiếu); đã sửa bộ chấm, chạy lại ca 15: 2/2 lượt đạt</w:t>
+              <w:t>14/15 ca, 28/30 lượt đạt; ca 15 (2 lượt) bị bộ chấm tất định chấm trượt vì câu trả lời trích lại yêu cầu của người dùng trong lời giải thích (giám khảo LLM chấm đạt cả 2 lượt, 3/3 phiếu); đã sửa bộ chấm, chạy lại ca 15: 2/2 lượt đạt</w:t>
             </w:r>
           </w:p>
         </w:tc>
@@ -4796,16 +4692,7 @@
           <w:szCs w:val="28"/>
           <w:shd w:val="clear" w:color="auto" w:fill="FFFFFF"/>
         </w:rPr>
-        <w:t xml:space="preserve">- Chưa có dữ liệu vận hành tại các đơn vị (mới có vận hành thực tế của Phòng TH-HC&amp;QT trên Claude Code, mục 4): sổ nhiệm vụ trung tâm chưa có nhiệm vụ của kỳ nào;</w:t>
-      </w:r>
-      <w:r>
-        <w:rPr>
-          <w:rFonts w:asciiTheme="majorHAnsi" w:hAnsiTheme="majorHAnsi" w:cstheme="majorHAnsi"/>
-          <w:sz w:val="28"/>
-          <w:szCs w:val="28"/>
-          <w:shd w:val="clear" w:color="auto" w:fill="FFFFFF"/>
-        </w:rPr>
-        <w:t xml:space="preserve"> kết quả kiểm thử dựa trên mẫu biểu thật và dữ liệu giả lập.</w:t>
+        <w:t>- Chưa có dữ liệu vận hành tại các đơn vị (mới có vận hành thực tế của Phòng TH-HC&amp;QT trên Claude Code, mục 4): sổ nhiệm vụ trung tâm chưa có nhiệm vụ của kỳ nào; kết quả kiểm thử dựa trên mẫu biểu thật và dữ liệu giả lập.</w:t>
       </w:r>
     </w:p>
     <w:p>
@@ -4851,16 +4738,7 @@
           <w:szCs w:val="28"/>
           <w:shd w:val="clear" w:color="auto" w:fill="FFFFFF"/>
         </w:rPr>
-        <w:t xml:space="preserve">- Nội dung hai thang điểm quy đổi đã có văn bản phân định (Quyết định số 2119/QĐ-CĐKT ngày 28/9/2026 ban hành Danh mục sản phẩm, công việc); kết quả KPI đã chấm trước ngày 28/9/2026 Bộ công cụ không tự tính lại; một số nội dung đánh giá KPI (trong đó có quy ước nhân hệ số sản phẩm với hệ số mức độ) chờ ý kiến Phòng TCCB&amp;CTHSSV;</w:t>
-      </w:r>
-      <w:r>
-        <w:rPr>
-          <w:rFonts w:asciiTheme="majorHAnsi" w:hAnsiTheme="majorHAnsi" w:cstheme="majorHAnsi"/>
-          <w:sz w:val="28"/>
-          <w:szCs w:val="28"/>
-          <w:shd w:val="clear" w:color="auto" w:fill="FFFFFF"/>
-        </w:rPr>
-        <w:t xml:space="preserve"> chưa có đủ các phụ lục mẫu của Quyết định số 1923/QĐ-CĐKT trong kho dữ liệu.</w:t>
+        <w:t>- Nội dung hai thang điểm quy đổi đã có văn bản phân định (Quyết định số 2119/QĐ-CĐKT ngày 28/9/2026 ban hành Danh mục sản phẩm, công việc); kết quả KPI đã chấm trước ngày 28/9/2026 Bộ công cụ không tự tính lại; một số nội dung đánh giá KPI (trong đó có quy ước nhân hệ số sản phẩm với hệ số mức độ) chờ ý kiến Phòng TCCB&amp;CTHSSV; chưa có đủ các phụ lục mẫu của Quyết định số 1923/QĐ-CĐKT trong kho dữ liệu.</w:t>
       </w:r>
     </w:p>
     <w:p>
@@ -4931,7 +4809,7 @@
           <w:szCs w:val="28"/>
           <w:shd w:val="clear" w:color="auto" w:fill="FFFFFF"/>
         </w:rPr>
-        <w:t xml:space="preserve">6. Kết quả thẩm định độc lập lần 1, lần 2, lần 3, lần 4, tiếp thu, giải trình</w:t>
+        <w:t>6. Kết quả thẩm định độc lập lần 1, lần 2, lần 3, lần 4, tiếp thu, giải trình</w:t>
       </w:r>
     </w:p>
     <w:p>
@@ -5201,7 +5079,7 @@
                 <w:sz w:val="24"/>
                 <w:szCs w:val="24"/>
               </w:rPr>
-              <w:t xml:space="preserve">Trạng thái ngày 29/9/2026</w:t>
+              <w:t>Trạng thái ngày 29/9/2026</w:t>
             </w:r>
           </w:p>
         </w:tc>
@@ -6149,31 +6027,7 @@
                 <w:sz w:val="24"/>
                 <w:szCs w:val="24"/>
               </w:rPr>
-              <w:t xml:space="preserve">Máy Phòng TH-HC&amp;QT: đã kiểm kê, </w:t>
-            </w:r>
-            <w:r>
-              <w:rPr>
-                <w:rFonts w:asciiTheme="majorHAnsi" w:hAnsiTheme="majorHAnsi" w:cstheme="majorHAnsi"/>
-                <w:sz w:val="24"/>
-                <w:szCs w:val="24"/>
-              </w:rPr>
-              <w:t xml:space="preserve">nâng 1.2.1 lên 1.3.0, </w:t>
-            </w:r>
-            <w:r>
-              <w:rPr>
-                <w:rFonts w:asciiTheme="majorHAnsi" w:hAnsiTheme="majorHAnsi" w:cstheme="majorHAnsi"/>
-                <w:sz w:val="24"/>
-                <w:szCs w:val="24"/>
-              </w:rPr>
-              <w:t xml:space="preserve">ngày 27/9/2026 lên 1.3.1, 1.3.2, ngày 28 - 29/9/2026 lên 1.3.3 - 1.3.12,</w:t>
-            </w:r>
-            <w:r>
-              <w:rPr>
-                <w:rFonts w:asciiTheme="majorHAnsi" w:hAnsiTheme="majorHAnsi" w:cstheme="majorHAnsi"/>
-                <w:sz w:val="24"/>
-                <w:szCs w:val="24"/>
-              </w:rPr>
-              <w:t xml:space="preserve"> tài khoản không đồng bộ bản KTC-Quan-tri nào; cấp tổ chức: chưa thực hiện</w:t>
+              <w:t>Máy Phòng TH-HC&amp;QT: đã kiểm kê, nâng 1.2.1 lên 1.3.0, ngày 27/9/2026 lên 1.3.1, 1.3.2, ngày 28 - 29/9/2026 lên 1.3.3 - 1.3.12, tài khoản không đồng bộ bản KTC-Quan-tri nào; cấp tổ chức: chưa thực hiện</w:t>
             </w:r>
           </w:p>
         </w:tc>
@@ -6648,7 +6502,7 @@
                 <w:sz w:val="24"/>
                 <w:szCs w:val="24"/>
               </w:rPr>
-              <w:t xml:space="preserve">14</w:t>
+              <w:t>14</w:t>
             </w:r>
           </w:p>
         </w:tc>
@@ -6673,7 +6527,7 @@
                 <w:sz w:val="24"/>
                 <w:szCs w:val="24"/>
               </w:rPr>
-              <w:t xml:space="preserve">Thao tác chặn ghi hỏi xác nhận khi không xác định được nơi ghi (thẩm định lần 4)</w:t>
+              <w:t>Thao tác chặn ghi hỏi xác nhận khi không xác định được nơi ghi (thẩm định lần 4)</w:t>
             </w:r>
           </w:p>
         </w:tc>
@@ -6698,7 +6552,7 @@
                 <w:sz w:val="24"/>
                 <w:szCs w:val="24"/>
               </w:rPr>
-              <w:t xml:space="preserve">Đã khắc phục trong bản 1.3.2: chặn; chặn cả tạo liên kết trỏ vào kho</w:t>
+              <w:t>Đã khắc phục trong bản 1.3.2: chặn; chặn cả tạo liên kết trỏ vào kho</w:t>
             </w:r>
           </w:p>
         </w:tc>
@@ -6723,7 +6577,7 @@
                 <w:sz w:val="24"/>
                 <w:szCs w:val="24"/>
               </w:rPr>
-              <w:t xml:space="preserve">ktc_guard.py; test_plugin_131</w:t>
+              <w:t>ktc_guard.py; test_plugin_131</w:t>
             </w:r>
           </w:p>
         </w:tc>
@@ -6753,7 +6607,7 @@
                 <w:sz w:val="24"/>
                 <w:szCs w:val="24"/>
               </w:rPr>
-              <w:t xml:space="preserve">15</w:t>
+              <w:t>15</w:t>
             </w:r>
           </w:p>
         </w:tc>
@@ -6778,7 +6632,7 @@
                 <w:sz w:val="24"/>
                 <w:szCs w:val="24"/>
               </w:rPr>
-              <w:t xml:space="preserve">Văn bản Track Changes trong hồ sơ mất đánh dấu</w:t>
+              <w:t>Văn bản Track Changes trong hồ sơ mất đánh dấu</w:t>
             </w:r>
           </w:p>
         </w:tc>
@@ -6803,7 +6657,7 @@
                 <w:sz w:val="24"/>
                 <w:szCs w:val="24"/>
               </w:rPr>
-              <w:t xml:space="preserve">Đã khắc phục quy trình: mỗi văn bản gửi kèm bản Track Changes (chỉ đọc) và bản sạch; kiểm mã băm, số đánh dấu trước khi gửi</w:t>
+              <w:t>Đã khắc phục quy trình: mỗi văn bản gửi kèm bản Track Changes (chỉ đọc) và bản sạch; kiểm mã băm, số đánh dấu trước khi gửi</w:t>
             </w:r>
           </w:p>
         </w:tc>
@@ -6828,7 +6682,7 @@
                 <w:sz w:val="24"/>
                 <w:szCs w:val="24"/>
               </w:rPr>
-              <w:t xml:space="preserve">kiem_ho_so.py; danh mục hồ sơ vòng 5</w:t>
+              <w:t>kiem_ho_so.py; danh mục hồ sơ vòng 5</w:t>
             </w:r>
           </w:p>
         </w:tc>
@@ -6858,7 +6712,7 @@
                 <w:sz w:val="24"/>
                 <w:szCs w:val="24"/>
               </w:rPr>
-              <w:t xml:space="preserve">16</w:t>
+              <w:t>16</w:t>
             </w:r>
           </w:p>
         </w:tc>
@@ -6883,7 +6737,7 @@
                 <w:sz w:val="24"/>
                 <w:szCs w:val="24"/>
               </w:rPr>
-              <w:t xml:space="preserve">Dữ liệu vận hành thật</w:t>
+              <w:t>Dữ liệu vận hành thật</w:t>
             </w:r>
           </w:p>
         </w:tc>
@@ -6908,40 +6762,32 @@
                 <w:sz w:val="24"/>
                 <w:szCs w:val="24"/>
               </w:rPr>
-              <w:t xml:space="preserve">Có số liệu vận hành của Phòng TH-HC&amp;QT (18 - 28/9/2026)</w:t>
-            </w:r>
+              <w:t>Có số liệu vận hành của Phòng TH-HC&amp;QT (18 - 28/9/2026); chưa có tại đơn vị</w:t>
+            </w:r>
+          </w:p>
+        </w:tc>
+        <w:tc>
+          <w:tcPr>
+            <w:tcW w:w="2500" w:type="dxa"/>
+            <w:vAlign w:val="center"/>
+          </w:tcPr>
+          <w:p>
+            <w:pPr>
+              <w:widowControl w:val="0"/>
+              <w:jc w:val="both"/>
+              <w:rPr>
+                <w:rFonts w:asciiTheme="majorHAnsi" w:hAnsiTheme="majorHAnsi" w:cstheme="majorHAnsi"/>
+                <w:sz w:val="28"/>
+                <w:szCs w:val="28"/>
+              </w:rPr>
+            </w:pPr>
             <w:r>
               <w:rPr>
                 <w:rFonts w:asciiTheme="majorHAnsi" w:hAnsiTheme="majorHAnsi" w:cstheme="majorHAnsi"/>
                 <w:sz w:val="24"/>
                 <w:szCs w:val="24"/>
               </w:rPr>
-              <w:t xml:space="preserve">; chưa có tại đơn vị</w:t>
-            </w:r>
-          </w:p>
-        </w:tc>
-        <w:tc>
-          <w:tcPr>
-            <w:tcW w:w="2500" w:type="dxa"/>
-            <w:vAlign w:val="center"/>
-          </w:tcPr>
-          <w:p>
-            <w:pPr>
-              <w:widowControl w:val="0"/>
-              <w:jc w:val="both"/>
-              <w:rPr>
-                <w:rFonts w:asciiTheme="majorHAnsi" w:hAnsiTheme="majorHAnsi" w:cstheme="majorHAnsi"/>
-                <w:sz w:val="28"/>
-                <w:szCs w:val="28"/>
-              </w:rPr>
-            </w:pPr>
-            <w:r>
-              <w:rPr>
-                <w:rFonts w:asciiTheme="majorHAnsi" w:hAnsiTheme="majorHAnsi" w:cstheme="majorHAnsi"/>
-                <w:sz w:val="24"/>
-                <w:szCs w:val="24"/>
-              </w:rPr>
-              <w:t xml:space="preserve">THONG-KE-VAN-HANH-THUC-TE</w:t>
+              <w:t>THONG-KE-VAN-HANH-THUC-TE</w:t>
             </w:r>
           </w:p>
         </w:tc>
@@ -6971,7 +6817,7 @@
                 <w:sz w:val="24"/>
                 <w:szCs w:val="24"/>
               </w:rPr>
-              <w:t xml:space="preserve">17</w:t>
+              <w:t>17</w:t>
             </w:r>
           </w:p>
         </w:tc>
@@ -6996,7 +6842,7 @@
                 <w:sz w:val="24"/>
                 <w:szCs w:val="24"/>
               </w:rPr>
-              <w:t xml:space="preserve">Kiểm tra tĩnh toàn hệ còn 28 lỗi (tệp đầu vào trùng kho do người dùng nạp)</w:t>
+              <w:t>Kiểm tra tĩnh toàn hệ còn 28 lỗi (tệp đầu vào trùng kho do người dùng nạp)</w:t>
             </w:r>
           </w:p>
         </w:tc>
@@ -7021,7 +6867,7 @@
                 <w:sz w:val="24"/>
                 <w:szCs w:val="24"/>
               </w:rPr>
-              <w:t xml:space="preserve">Chờ người phụ trách quyết định giữ hoặc bỏ 28 tệp; không thuộc plugin</w:t>
+              <w:t>Chờ người phụ trách quyết định giữ hoặc bỏ 28 tệp; không thuộc plugin</w:t>
             </w:r>
           </w:p>
         </w:tc>
@@ -7046,7 +6892,7 @@
                 <w:sz w:val="24"/>
                 <w:szCs w:val="24"/>
               </w:rPr>
-              <w:t xml:space="preserve">Danh mục ngoại lệ chờ duyệt</w:t>
+              <w:t>Danh mục ngoại lệ chờ duyệt</w:t>
             </w:r>
           </w:p>
         </w:tc>
@@ -7076,7 +6922,7 @@
                 <w:sz w:val="24"/>
                 <w:szCs w:val="24"/>
               </w:rPr>
-              <w:t xml:space="preserve">18</w:t>
+              <w:t>18</w:t>
             </w:r>
           </w:p>
         </w:tc>
@@ -7101,7 +6947,7 @@
                 <w:sz w:val="24"/>
                 <w:szCs w:val="24"/>
               </w:rPr>
-              <w:t xml:space="preserve">Hai thang điểm quy đổi chưa có văn bản phân định (bảo lưu từ lần 1)</w:t>
+              <w:t>Hai thang điểm quy đổi chưa có văn bản phân định (bảo lưu từ lần 1)</w:t>
             </w:r>
           </w:p>
         </w:tc>
@@ -7126,7 +6972,7 @@
                 <w:sz w:val="24"/>
                 <w:szCs w:val="24"/>
               </w:rPr>
-              <w:t xml:space="preserve">Đã có văn bản: Quyết định số 2119/QĐ-CĐKT ban hành Danh mục sản phẩm, công việc chính thức (416 sản phẩm, hệ số theo từng sản phẩm); bản 1.3.3 tra hệ số theo Danh mục; cột Điểm chấm, Hệ số của kế hoạch, báo cáo giữ 4 mức theo Quyết định số 1923/QĐ-CĐKT Phụ lục I, II (bản 1.3.4); quy ước nhân với hệ số mức độ công việc chưa có văn bản, giữ cảnh báo</w:t>
+              <w:t>Đã có văn bản: Quyết định số 2119/QĐ-CĐKT ban hành Danh mục sản phẩm, công việc chính thức (416 sản phẩm, hệ số theo từng sản phẩm); bản 1.3.3 tra hệ số theo Danh mục; cột Điểm chấm, Hệ số của kế hoạch, báo cáo giữ 4 mức theo Quyết định số 1923/QĐ-CĐKT Phụ lục I, II (bản 1.3.4); quy ước nhân với hệ số mức độ công việc chưa có văn bản, giữ cảnh báo</w:t>
             </w:r>
           </w:p>
         </w:tc>
@@ -7151,7 +6997,7 @@
                 <w:sz w:val="24"/>
                 <w:szCs w:val="24"/>
               </w:rPr>
-              <w:t xml:space="preserve">kpi_calc.py; test_kpi_calc; nghiệm thu ca 05, 07</w:t>
+              <w:t>kpi_calc.py; test_kpi_calc; nghiệm thu ca 05, 07</w:t>
             </w:r>
           </w:p>
         </w:tc>
@@ -7181,7 +7027,7 @@
                 <w:sz w:val="24"/>
                 <w:szCs w:val="24"/>
               </w:rPr>
-              <w:t xml:space="preserve">19</w:t>
+              <w:t>19</w:t>
             </w:r>
           </w:p>
         </w:tc>
@@ -7206,7 +7052,7 @@
                 <w:sz w:val="24"/>
                 <w:szCs w:val="24"/>
               </w:rPr>
-              <w:t xml:space="preserve">Thao tác chặn ghi chặn nhầm lệnh chỉ đọc kho có phép thay chuỗi (vận hành thật 28/9/2026)</w:t>
+              <w:t>Thao tác chặn ghi chặn nhầm lệnh chỉ đọc kho có phép thay chuỗi (vận hành thật 28/9/2026)</w:t>
             </w:r>
           </w:p>
         </w:tc>
@@ -7231,7 +7077,7 @@
                 <w:sz w:val="24"/>
                 <w:szCs w:val="24"/>
               </w:rPr>
-              <w:t xml:space="preserve">Đã khắc phục trong bản 1.3.3, 1.3.4; chạy lại 2.289 lệnh thật: bỏ 25 lần chặn nhầm, không phát sinh lần chặn mới</w:t>
+              <w:t>Đã khắc phục trong bản 1.3.3, 1.3.4; chạy lại 2.289 lệnh thật: bỏ 25 lần chặn nhầm, không phát sinh lần chặn mới</w:t>
             </w:r>
           </w:p>
         </w:tc>
@@ -7256,7 +7102,7 @@
                 <w:sz w:val="24"/>
                 <w:szCs w:val="24"/>
               </w:rPr>
-              <w:t xml:space="preserve">ktc_guard.py; test_plugin_131</w:t>
+              <w:t>ktc_guard.py; test_plugin_131</w:t>
             </w:r>
           </w:p>
         </w:tc>
@@ -7286,7 +7132,7 @@
                 <w:sz w:val="24"/>
                 <w:szCs w:val="24"/>
               </w:rPr>
-              <w:t xml:space="preserve">20</w:t>
+              <w:t>20</w:t>
             </w:r>
           </w:p>
         </w:tc>
@@ -7311,7 +7157,7 @@
                 <w:sz w:val="24"/>
                 <w:szCs w:val="24"/>
               </w:rPr>
-              <w:t xml:space="preserve">Chạy thử ngày 28/9/2026 trên Cowork, Claude Code: báo cáo tháng 9 kém bản ngày 21/9 (dựng từ mẫu trắng, còn nhiều chỗ đánh dấu cần bổ sung, thiếu kế hoạch tháng 10)</w:t>
+              <w:t>Chạy thử ngày 28/9/2026 trên Cowork, Claude Code: báo cáo tháng 9 kém bản ngày 21/9 (dựng từ mẫu trắng, còn nhiều chỗ đánh dấu cần bổ sung, thiếu kế hoạch tháng 10)</w:t>
             </w:r>
           </w:p>
         </w:tc>
@@ -7336,7 +7182,7 @@
                 <w:sz w:val="24"/>
                 <w:szCs w:val="24"/>
               </w:rPr>
-              <w:t xml:space="preserve">Đã khắc phục trong bản 1.3.6: dựng từ bản đã ban hành bằng công cụ trong plugin; tổng hợp từ nguồn khác có ghi nguồn khi đầu mối chưa nộp; chạy độc lập như tài khoản thành viên: báo cáo Word 8.720 chữ (bản ngày 21/9: 5.916 chữ), phụ lục 261 công thức KPI, có kế hoạch tháng 10, 14 chỗ ghi cần bổ sung đều là chi tiết không có nguồn, 0 lỗi thể thức Mức 1 - 2; lỗi phát hiện thêm (số hiệu văn bản gốc sai dạng, tiêu đề phụ lục còn tháng 8) đã sửa ở bản 1.3.7</w:t>
+              <w:t>Đã khắc phục trong bản 1.3.6: dựng từ bản đã ban hành bằng công cụ trong plugin; tổng hợp từ nguồn khác có ghi nguồn khi đầu mối chưa nộp; chạy độc lập như tài khoản thành viên: báo cáo Word 8.720 chữ (bản ngày 21/9: 5.916 chữ), phụ lục 261 công thức KPI, có kế hoạch tháng 10, 14 chỗ ghi cần bổ sung đều là chi tiết không có nguồn, 0 lỗi thể thức Mức 1 - 2; lỗi phát hiện thêm (số hiệu văn bản gốc sai dạng, tiêu đề phụ lục còn tháng 8) đã sửa ở bản 1.3.7</w:t>
             </w:r>
           </w:p>
         </w:tc>
@@ -7361,7 +7207,7 @@
                 <w:sz w:val="24"/>
                 <w:szCs w:val="24"/>
               </w:rPr>
-              <w:t xml:space="preserve">bc_thang.py; test_bc_thang; DL-20260928-004</w:t>
+              <w:t>bc_thang.py; test_bc_thang; DL-20260928-004</w:t>
             </w:r>
           </w:p>
         </w:tc>
@@ -7391,7 +7237,7 @@
                 <w:sz w:val="24"/>
                 <w:szCs w:val="24"/>
               </w:rPr>
-              <w:t xml:space="preserve">21</w:t>
+              <w:t>21</w:t>
             </w:r>
           </w:p>
         </w:tc>
@@ -7416,7 +7262,7 @@
                 <w:sz w:val="24"/>
                 <w:szCs w:val="24"/>
               </w:rPr>
-              <w:t xml:space="preserve">Trên Cowork, Claude đề nghị thêm cả thư mục dự án vào phiên để đọc bản gốc chuẩn chung (tệp trong plugin bị đổi tên, thiếu gói tự học kế hoạch, thiếu mẫu)</w:t>
+              <w:t>Trên Cowork, Claude đề nghị thêm cả thư mục dự án vào phiên để đọc bản gốc chuẩn chung (tệp trong plugin bị đổi tên, thiếu gói tự học kế hoạch, thiếu mẫu)</w:t>
             </w:r>
           </w:p>
         </w:tc>
@@ -7441,7 +7287,7 @@
                 <w:sz w:val="24"/>
                 <w:szCs w:val="24"/>
               </w:rPr>
-              <w:t xml:space="preserve">Đã khắc phục trong bản 1.3.8, 1.3.9: mọi kỹ năng, tác tử được dặn không đề nghị thêm thư mục dự án; bảng đối chiếu tên tệp BAN-DO-TEP.md sinh khi dựng; đưa gói tự học kế hoạch, mẫu định tuyến, mẫu trắng vào plugin; ca thử tự đủ (chạy trên bản dựng cũ báo đúng 6 lỗi)</w:t>
+              <w:t>Đã khắc phục trong bản 1.3.8, 1.3.9: mọi kỹ năng, tác tử được dặn không đề nghị thêm thư mục dự án; bảng đối chiếu tên tệp BAN-DO-TEP.md sinh khi dựng; đưa gói tự học kế hoạch, mẫu định tuyến, mẫu trắng vào plugin; ca thử tự đủ (chạy trên bản dựng cũ báo đúng 6 lỗi)</w:t>
             </w:r>
           </w:p>
         </w:tc>
@@ -7466,7 +7312,7 @@
                 <w:sz w:val="24"/>
                 <w:szCs w:val="24"/>
               </w:rPr>
-              <w:t xml:space="preserve">test_tu_du_plugin; BAN-DO-TEP.md</w:t>
+              <w:t>test_tu_du_plugin; BAN-DO-TEP.md</w:t>
             </w:r>
           </w:p>
         </w:tc>
@@ -7496,7 +7342,7 @@
                 <w:sz w:val="24"/>
                 <w:szCs w:val="24"/>
               </w:rPr>
-              <w:t xml:space="preserve">22</w:t>
+              <w:t>22</w:t>
             </w:r>
           </w:p>
         </w:tc>
@@ -7521,7 +7367,7 @@
                 <w:sz w:val="24"/>
                 <w:szCs w:val="24"/>
               </w:rPr>
-              <w:t xml:space="preserve">Thông báo soạn trên Cowork ngày 28/9/2026 sai thể thức phần đầu (bảng tiêu đề dựng tay: quốc hiệu xuống dòng, thiếu đường kẻ), công cụ đo vẫn báo đạt</w:t>
+              <w:t>Thông báo soạn trên Cowork ngày 28/9/2026 sai thể thức phần đầu (bảng tiêu đề dựng tay: quốc hiệu xuống dòng, thiếu đường kẻ), công cụ đo vẫn báo đạt</w:t>
             </w:r>
           </w:p>
         </w:tc>
@@ -7546,7 +7392,7 @@
                 <w:sz w:val="24"/>
                 <w:szCs w:val="24"/>
               </w:rPr>
-              <w:t xml:space="preserve">Đã khắc phục trong bản 1.3.10 - 1.3.12 theo chỉ đạo của người phụ trách: dựng văn bản bằng cách sửa văn bản tương tự đã ban hành hoặc ráp nội dung vào mẫu 03-Templates(1), không tự dựng phần đầu; công cụ đo bổ sung phép đo ánh xạ bộ quy tắc KTC-Ra-Soat-897; bước xem trang thật trước khi giao</w:t>
+              <w:t>Đã khắc phục trong bản 1.3.10 - 1.3.12 theo chỉ đạo của người phụ trách: dựng văn bản bằng cách sửa văn bản tương tự đã ban hành hoặc ráp nội dung vào mẫu 03-Templates(1), không tự dựng phần đầu; công cụ đo bổ sung phép đo ánh xạ bộ quy tắc KTC-Ra-Soat-897; bước xem trang thật trước khi giao</w:t>
             </w:r>
           </w:p>
         </w:tc>
@@ -7571,7 +7417,7 @@
                 <w:sz w:val="24"/>
                 <w:szCs w:val="24"/>
               </w:rPr>
-              <w:t xml:space="preserve">kiem_the_thuc.py; test_kiem_the_thuc; chuẩn 18 mục 3a, 6</w:t>
+              <w:t>kiem_the_thuc.py; test_kiem_the_thuc; chuẩn 18 mục 3a, 6</w:t>
             </w:r>
           </w:p>
         </w:tc>
@@ -7597,7 +7443,7 @@
           <w:szCs w:val="28"/>
           <w:shd w:val="clear" w:color="auto" w:fill="FFFFFF"/>
         </w:rPr>
-        <w:t xml:space="preserve">- Kết quả thẩm định độc lập lần 4 (27/9/2026): 04 báo cáo trên tệp plugin bản 1.3.1 (ChatGPT 72/100; Grok 79 - 85/100; Copilot 92/100; Gemini không chấm điểm) cùng xác nhận 02 lỗi phát hiện ở lần 3 đã được khắc phục, đồng ý kiểm thử có kiểm soát, chưa đồng ý triển khai diện rộng. ChatGPT chạy thử, nêu: thao tác chặn ghi còn hỏi xác nhận (thay vì chặn) khi không xác định được nơi ghi; ba văn bản mang tên Track Changes trong hồ sơ không còn đánh dấu (do người phụ trách chấp nhận thay đổi trên bản sao trong hồ sơ); metadata nghiệm thu ghi 3 lượt/ca trong khi chạy 2 lượt. Đã khắc phục trong bản 1.3.2 (mã SHA-256 83cd2815113ce30de0a7af64c6f1eee99c83907fca18a180312516848ffa7959); nghiệm thu lại 15 ca: 11/15 ca đạt cả 2 lượt, 26/30 lượt (1 lượt quá thời gian chờ) đạt. Bổ sung trạng thái:</w:t>
+        <w:t>- Kết quả thẩm định độc lập lần 4 (27/9/2026): 04 báo cáo trên tệp plugin bản 1.3.1 (ChatGPT 72/100; Grok 79 - 85/100; Copilot 92/100; Gemini không chấm điểm) cùng xác nhận 02 lỗi phát hiện ở lần 3 đã được khắc phục, đồng ý kiểm thử có kiểm soát, chưa đồng ý triển khai diện rộng. ChatGPT chạy thử, nêu: thao tác chặn ghi còn hỏi xác nhận (thay vì chặn) khi không xác định được nơi ghi; ba văn bản mang tên Track Changes trong hồ sơ không còn đánh dấu (do người phụ trách chấp nhận thay đổi trên bản sao trong hồ sơ); metadata nghiệm thu ghi 3 lượt/ca trong khi chạy 2 lượt. Đã khắc phục trong bản 1.3.2 (mã SHA-256 83cd2815113ce30de0a7af64c6f1eee99c83907fca18a180312516848ffa7959); nghiệm thu lại 15 ca: 11/15 ca đạt cả 2 lượt, 26/30 lượt (1 lượt quá thời gian chờ) đạt. Bổ sung trạng thái:</w:t>
       </w:r>
     </w:p>
     <w:p>
@@ -7691,25 +7537,7 @@
           <w:szCs w:val="28"/>
           <w:shd w:val="clear" w:color="auto" w:fill="FFFFFF"/>
         </w:rPr>
-        <w:t xml:space="preserve">- Tài liệu đầu vào: Thông báo số 736/TB-CĐKT, Thông báo số 817/TB-CĐKT, </w:t>
-      </w:r>
-      <w:r>
-        <w:rPr>
-          <w:rFonts w:asciiTheme="majorHAnsi" w:hAnsiTheme="majorHAnsi" w:cstheme="majorHAnsi"/>
-          <w:sz w:val="28"/>
-          <w:szCs w:val="28"/>
-          <w:shd w:val="clear" w:color="auto" w:fill="FFFFFF"/>
-        </w:rPr>
-        <w:t xml:space="preserve">Quyết định số 1923/QĐ-CĐKT, Thông báo số 1052/TB-CĐKT, Quyết định số 2119/QĐ-CĐKT ngày 28/9/2026, mẫu Phụ lục</w:t>
-      </w:r>
-      <w:r>
-        <w:rPr>
-          <w:rFonts w:asciiTheme="majorHAnsi" w:hAnsiTheme="majorHAnsi" w:cstheme="majorHAnsi"/>
-          <w:sz w:val="28"/>
-          <w:szCs w:val="28"/>
-          <w:shd w:val="clear" w:color="auto" w:fill="FFFFFF"/>
-        </w:rPr>
-        <w:t xml:space="preserve"> và 6 mẫu Kế hoạch + KPI, kho KTC-Database.</w:t>
+        <w:t>- Tài liệu đầu vào: Thông báo số 736/TB-CĐKT, Thông báo số 817/TB-CĐKT, Quyết định số 1923/QĐ-CĐKT, Thông báo số 1052/TB-CĐKT, Quyết định số 2119/QĐ-CĐKT ngày 28/9/2026, mẫu Phụ lục và 6 mẫu Kế hoạch + KPI, kho KTC-Database.</w:t>
       </w:r>
     </w:p>
     <w:p>
@@ -7824,7 +7652,7 @@
           <w:szCs w:val="28"/>
           <w:shd w:val="clear" w:color="auto" w:fill="FFFFFF"/>
         </w:rPr>
-        <w:t xml:space="preserve">- Báo cáo tiếp thu, giải trình ý kiến thẩm định độc lập lần 4, kèm 04 báo cáo thẩm định; tệp plugin bản 1.3.2, mã SHA-256, hồ sơ bằng chứng, kết quả nghiệm thu, thống kê vận hành thực tế; Dự thảo Thông báo bản 7, Tài liệu hướng dẫn bản 6 (Track Changes và bản sạch).</w:t>
+        <w:t>- Báo cáo tiếp thu, giải trình ý kiến thẩm định độc lập lần 4, kèm 04 báo cáo thẩm định; tệp plugin bản 1.3.2, mã SHA-256, hồ sơ bằng chứng, kết quả nghiệm thu, thống kê vận hành thực tế; Dự thảo Thông báo bản 7, Tài liệu hướng dẫn bản 6 (Track Changes và bản sạch).</w:t>
       </w:r>
     </w:p>
     <w:p>
@@ -7847,7 +7675,7 @@
           <w:szCs w:val="28"/>
           <w:shd w:val="clear" w:color="auto" w:fill="FFFFFF"/>
         </w:rPr>
-        <w:t xml:space="preserve">- Cập nhật ngày 28 - 29/9/2026 theo Quyết định số 2119/QĐ-CĐKT ngày 28/9/2026: tệp plugin bản 1.3.12 (kết nối thư mục đầu vào, đầu ra cho tài khoản thành viên; báo cáo tháng dựng từ bản đã ban hành; plugin tự đủ; dựng văn bản từ mẫu, đo thể thức ánh xạ bộ quy tắc KTC-Ra-Soat-897), mã SHA-256, hồ sơ bằng chứng kiểm thử, kết quả nghiệm thu lại các ca liên quan, phiếu nghiệm thu trên Claude, Cowork bản 1.3.12; kết quả chạy độc lập báo cáo tháng 9; Báo cáo quá trình xây dựng bản 6, Tài liệu hướng dẫn bản 7, Báo cáo tiếp thu, giải trình lần 4 bản 2 (Track Changes và bản sạch).</w:t>
+        <w:t>- Cập nhật ngày 28 - 29/9/2026 theo Quyết định số 2119/QĐ-CĐKT ngày 28/9/2026: tệp plugin bản 1.3.12 (kết nối thư mục đầu vào, đầu ra cho tài khoản thành viên; báo cáo tháng dựng từ bản đã ban hành; plugin tự đủ; dựng văn bản từ mẫu, đo thể thức ánh xạ bộ quy tắc KTC-Ra-Soat-897), mã SHA-256, hồ sơ bằng chứng kiểm thử, kết quả nghiệm thu lại các ca liên quan, phiếu nghiệm thu trên Claude, Cowork bản 1.3.12; kết quả chạy độc lập báo cáo tháng 9; Báo cáo quá trình xây dựng bản 6, Tài liệu hướng dẫn bản 7, Báo cáo tiếp thu, giải trình lần 4 bản 2 (Track Changes và bản sạch).</w:t>
       </w:r>
     </w:p>
     <w:p>
@@ -7884,62 +7712,7 @@
           <w:szCs w:val="28"/>
           <w:shd w:val="clear" w:color="auto" w:fill="FFFFFF"/>
         </w:rPr>
-        <w:t xml:space="preserve">(i) thẩm định độc lập bổ sung </w:t>
-      </w:r>
-      <w:r>
-        <w:rPr>
-          <w:rFonts w:asciiTheme="majorHAnsi" w:hAnsiTheme="majorHAnsi" w:cstheme="majorHAnsi"/>
-          <w:bCs/>
-          <w:i/>
-          <w:sz w:val="28"/>
-          <w:szCs w:val="28"/>
-          <w:shd w:val="clear" w:color="auto" w:fill="FFFFFF"/>
-        </w:rPr>
-        <w:t xml:space="preserve">(vòng 5) trên tệp plugin bản 1.3.12 để xác nhận</w:t>
-      </w:r>
-      <w:r>
-        <w:rPr>
-          <w:rFonts w:asciiTheme="majorHAnsi" w:hAnsiTheme="majorHAnsi" w:cstheme="majorHAnsi"/>
-          <w:bCs/>
-          <w:i/>
-          <w:sz w:val="28"/>
-          <w:szCs w:val="28"/>
-          <w:shd w:val="clear" w:color="auto" w:fill="FFFFFF"/>
-        </w:rPr>
-        <w:t xml:space="preserve"> việc khắc phục (vòng 1 đến vòng 4 đã thực hiện, kết quả tại Mục 6)</w:t>
-      </w:r>
-      <w:r>
-        <w:rPr>
-          <w:rFonts w:asciiTheme="majorHAnsi" w:hAnsiTheme="majorHAnsi" w:cstheme="majorHAnsi"/>
-          <w:bCs/>
-          <w:i/>
-          <w:sz w:val="28"/>
-          <w:szCs w:val="28"/>
-          <w:shd w:val="clear" w:color="auto" w:fill="FFFFFF"/>
-        </w:rPr>
-        <w:t xml:space="preserve">; (ii) kiểm thử nghiệm thu trên Claude (trò chuyện) và Claude Cowork; (iii) kiểm kê, thu hồi phiên bản cũ ở cấp tổ chức; phân quyền chỉ đọc kho KTC-Database có biên bản; (iv) rà soát bằng Skill “ktc-ra-soat-897” phần sửa đổi lần 3 của dự thảo Thông báo, Tài liệu hướng dẫn (2 vòng đối với Thông báo bản 5, Tài liệu hướng dẫn bản 4 đã thực hiện; Thông báo số 917/TB-CĐKT, 924/TB-CĐKT, 948/TB-CĐKT </w:t>
-      </w:r>
-      <w:r>
-        <w:rPr>
-          <w:rFonts w:asciiTheme="majorHAnsi" w:hAnsiTheme="majorHAnsi" w:cstheme="majorHAnsi"/>
-          <w:bCs/>
-          <w:i/>
-          <w:sz w:val="28"/>
-          <w:szCs w:val="28"/>
-          <w:shd w:val="clear" w:color="auto" w:fill="FFFFFF"/>
-        </w:rPr>
-        <w:t xml:space="preserve">đã đối chiếu bản gốc ngày 27/9/2026; phần cập nhật ngày 28 - 29/9/2026 đã rà soát bổ sung (vòng 4) ngày 29/9/2026)</w:t>
-      </w:r>
-      <w:r>
-        <w:rPr>
-          <w:rFonts w:asciiTheme="majorHAnsi" w:hAnsiTheme="majorHAnsi" w:cstheme="majorHAnsi"/>
-          <w:bCs/>
-          <w:i/>
-          <w:sz w:val="28"/>
-          <w:szCs w:val="28"/>
-          <w:shd w:val="clear" w:color="auto" w:fill="FFFFFF"/>
-        </w:rPr>
-        <w:t xml:space="preserve">. Phòng TH-HC&amp;QT sẽ thực hiện và bổ sung kết quả vào hồ sơ trước khi trình ban hành.</w:t>
+        <w:t>(i) thẩm định độc lập bổ sung (vòng 5) trên tệp plugin bản 1.3.12 để xác nhận việc khắc phục (vòng 1 đến vòng 4 đã thực hiện, kết quả tại Mục 6); (ii) kiểm thử nghiệm thu trên Claude (trò chuyện) và Claude Cowork; (iii) kiểm kê, thu hồi phiên bản cũ ở cấp tổ chức; phân quyền chỉ đọc kho KTC-Database có biên bản; (iv) rà soát bằng Skill “ktc-ra-soat-897” phần sửa đổi lần 3 của dự thảo Thông báo, Tài liệu hướng dẫn (2 vòng đối với Thông báo bản 5, Tài liệu hướng dẫn bản 4 đã thực hiện; Thông báo số 917/TB-CĐKT, 924/TB-CĐKT, 948/TB-CĐKT đã đối chiếu bản gốc ngày 27/9/2026; phần cập nhật ngày 28 - 29/9/2026 đã rà soát bổ sung (vòng 4) ngày 29/9/2026). Phòng TH-HC&amp;QT sẽ thực hiện và bổ sung kết quả vào hồ sơ trước khi trình ban hành.</w:t>
       </w:r>
     </w:p>
     <w:p>
@@ -7972,7 +7745,6 @@
           <w:rFonts w:asciiTheme="majorHAnsi" w:hAnsiTheme="majorHAnsi" w:cstheme="majorHAnsi"/>
           <w:sz w:val="28"/>
           <w:szCs w:val="28"/>
-          <w:lang w:eastAsia="x-none"/>
         </w:rPr>
       </w:pPr>
       <w:r>
@@ -7983,6 +7755,20 @@
         </w:rPr>
         <w:t>Trên đây là Báo cáo quá trình xây dựng bộ công cụ trí tuệ nhân tạo KTC-Quan-tri, Phòng TH-HC&amp;QT kính báo cáo Lãnh đạo Trường xem xét, chỉ đạo./.</w:t>
       </w:r>
+    </w:p>
+    <w:p>
+      <w:pPr>
+        <w:widowControl w:val="0"/>
+        <w:spacing w:before="120" w:after="120"/>
+        <w:ind w:firstLine="720"/>
+        <w:jc w:val="both"/>
+        <w:rPr>
+          <w:rFonts w:asciiTheme="majorHAnsi" w:hAnsiTheme="majorHAnsi" w:cstheme="majorHAnsi"/>
+          <w:sz w:val="28"/>
+          <w:szCs w:val="28"/>
+          <w:lang w:eastAsia="x-none"/>
+        </w:rPr>
+      </w:pPr>
     </w:p>
     <w:tbl>
       <w:tblPr>
@@ -8178,6 +7964,32 @@
                 <w:bCs/>
                 <w:iCs/>
                 <w:noProof/>
+                <w:color w:val="000000"/>
+                <w:sz w:val="28"/>
+                <w:szCs w:val="28"/>
+                <w:lang w:val="nl-BE"/>
+              </w:rPr>
+            </w:pPr>
+          </w:p>
+          <w:p>
+            <w:pPr>
+              <w:jc w:val="center"/>
+              <w:rPr>
+                <w:rFonts w:asciiTheme="majorHAnsi" w:hAnsiTheme="majorHAnsi" w:cstheme="majorHAnsi"/>
+                <w:b/>
+                <w:color w:val="000000"/>
+                <w:sz w:val="28"/>
+                <w:szCs w:val="28"/>
+                <w:lang w:val="nl-BE"/>
+              </w:rPr>
+            </w:pPr>
+          </w:p>
+          <w:p>
+            <w:pPr>
+              <w:jc w:val="center"/>
+              <w:rPr>
+                <w:rFonts w:asciiTheme="majorHAnsi" w:hAnsiTheme="majorHAnsi" w:cstheme="majorHAnsi"/>
+                <w:b/>
                 <w:color w:val="000000"/>
                 <w:sz w:val="28"/>
                 <w:szCs w:val="28"/>
